--- a/03_Chuong_3.docx
+++ b/03_Chuong_3.docx
@@ -29,7 +29,7 @@
           <w:color w:val="000000"/>
           <w:sz w:val="28"/>
         </w:rPr>
-        <w:t>Sau khi đã trình bày phương pháp xây dựng hệ thống ở chương 2, chương này tập trung vào việc phân tích và thiết kế hệ thống Vietnam Law Chatbot ở mức cụ thể hơn. Nội dung chương bao gồm đặc tả yêu cầu, phân tích các ca sử dụng, mô tả các luồng xử lý chính bằng biểu đồ tuần tự, thiết kế cơ sở dữ liệu và thiết kế các API phục vụ giao tiếp giữa các thành phần.</w:t>
+        <w:t>Trên cơ sở phương pháp xây dựng hệ thống đã trình bày ở chương 2, chương này đi vào phân tích yêu cầu và thiết kế hệ thống Vietnam Law Chatbot ở mức chức năng. Mục tiêu của chương là làm rõ hệ thống cần đáp ứng những yêu cầu nào, các nhóm tác nhân tương tác với hệ thống ra sao, dữ liệu được tổ chức như thế nào và các thành phần trao đổi thông tin qua những API chính nào.</w:t>
       </w:r>
     </w:p>
     <w:p>
@@ -44,7 +44,7 @@
           <w:color w:val="000000"/>
           <w:sz w:val="28"/>
         </w:rPr>
-        <w:t>Cách tổ chức chương được xây dựng theo hướng tương tự báo cáo mẫu: bắt đầu từ yêu cầu hệ thống, tiếp theo là phân tích bằng usecase, sau đó chuyển sang thiết kế dữ liệu và API. Các nội dung được lựa chọn dựa trên những chức năng trọng tâm của đồ án, gồm hỏi đáp pháp luật, tư vấn có hướng dẫn, quản lý hội thoại, tra cứu thư viện pháp luật và cập nhật văn bản pháp luật từ phía quản trị.</w:t>
+        <w:t>Nội dung chương được triển khai theo tiến trình phân tích và thiết kế hệ thống phần mềm. Trước hết, chương xác định yêu cầu về hình thức sản phẩm, yêu cầu chức năng và yêu cầu phi chức năng. Tiếp theo, các ca sử dụng trọng tâm được đặc tả và minh hoạ bằng biểu đồ. Sau đó, chương trình bày các luồng tuần tự đại diện cho quá trình xử lý nghiệp vụ, cuối cùng là thiết kế cơ sở dữ liệu và API làm nền tảng cho phần xây dựng, thực nghiệm ở chương sau.</w:t>
       </w:r>
     </w:p>
     <w:p>
@@ -88,7 +88,7 @@
           <w:color w:val="000000"/>
           <w:sz w:val="28"/>
         </w:rPr>
-        <w:t>Hệ thống được thiết kế theo mô hình nhiều thành phần, trong đó mỗi thành phần đảm nhận một vai trò riêng. Người dùng cuối tương tác thông qua ứng dụng di động; quản trị viên thao tác trên giao diện web; các xử lý nghiệp vụ, lưu trữ và truy hồi tri thức được triển khai ở các dịch vụ backend.</w:t>
+        <w:t>Hệ thống được thiết kế theo mô hình nhiều thành phần, trong đó mỗi thành phần đảm nhận một vai trò riêng trong quá trình phục vụ người dùng và quản trị dữ liệu. Việc tách ứng dụng di động, trang quản trị và các dịch vụ backend giúp hệ thống dễ bảo trì hơn, đồng thời cho phép phần xử lý nghiệp vụ và phần xử lý tri thức pháp luật được mở rộng độc lập khi khối lượng dữ liệu hoặc số lượng người dùng tăng lên.</w:t>
       </w:r>
     </w:p>
     <w:p>
@@ -363,7 +363,7 @@
                 <w:color w:val="000000"/>
                 <w:sz w:val="24"/>
               </w:rPr>
-              <w:t>Cung cấp giao diện quản trị dữ liệu pháp luật, upload văn bản, theo dõi tiến trình xử lý và xem thống kê hệ thống.</w:t>
+              <w:t>Cung cấp giao diện quản trị dữ liệu pháp luật, tải lên văn bản, theo dõi tiến trình xử lý và xem thống kê hệ thống.</w:t>
             </w:r>
           </w:p>
         </w:tc>
@@ -446,7 +446,7 @@
                 <w:color w:val="000000"/>
                 <w:sz w:val="24"/>
               </w:rPr>
-              <w:t>Xác thực người dùng, quản lý hội thoại, điều phối yêu cầu chat, quản lý văn bản và kết nối với các kho dữ liệu.</w:t>
+              <w:t>Xác thực người dùng, quản lý hội thoại, điều phối yêu cầu hỏi đáp, quản lý văn bản và kết nối với các kho dữ liệu.</w:t>
             </w:r>
           </w:p>
         </w:tc>
@@ -529,7 +529,7 @@
                 <w:color w:val="000000"/>
                 <w:sz w:val="24"/>
               </w:rPr>
-              <w:t>Thực hiện truy hồi ngữ nghĩa, pipeline Agentic RAG, tư vấn có hướng dẫn, embedding và lưu vector vào ChromaDB.</w:t>
+              <w:t>Thực hiện truy hồi ngữ nghĩa, xử lý Agentic RAG, tư vấn có hướng dẫn, tạo embedding và lưu vector vào ChromaDB.</w:t>
             </w:r>
           </w:p>
         </w:tc>
@@ -572,6 +572,21 @@
     </w:p>
     <w:p>
       <w:pPr>
+        <w:spacing w:line="312" w:lineRule="auto" w:after="0"/>
+        <w:ind w:firstLine="709"/>
+        <w:jc w:val="both"/>
+      </w:pPr>
+      <w:r>
+        <w:rPr>
+          <w:rFonts w:ascii="Times New Roman" w:hAnsi="Times New Roman" w:eastAsia="Times New Roman"/>
+          <w:color w:val="000000"/>
+          <w:sz w:val="28"/>
+        </w:rPr>
+        <w:t>Đối với người dùng cuối, các yêu cầu chức năng được xây dựng xoay quanh quá trình đặt câu hỏi pháp luật, theo dõi lịch sử hội thoại và tra cứu lại căn cứ pháp lý khi cần. Ngoài chức năng hỏi đáp trực tiếp, hệ thống còn cần hỗ trợ hình thức tư vấn có hướng dẫn để xử lý các tình huống người dùng chưa cung cấp đủ ngữ cảnh.</w:t>
+      </w:r>
+    </w:p>
+    <w:p>
+      <w:pPr>
         <w:pStyle w:val="Tênbảng"/>
         <w:spacing w:line="312" w:lineRule="auto"/>
         <w:ind w:left="567"/>
@@ -925,7 +940,7 @@
                 <w:color w:val="000000"/>
                 <w:sz w:val="24"/>
               </w:rPr>
-              <w:t>Người dùng gửi câu hỏi tự nhiên và nhận câu trả lời từ hệ thống qua luồng SSE có cập nhật tiến trình.</w:t>
+              <w:t>Người dùng gửi câu hỏi tự nhiên và nhận câu trả lời từ hệ thống theo cơ chế trả tiến trình xử lý.</w:t>
             </w:r>
           </w:p>
         </w:tc>
@@ -1222,15 +1237,15 @@
             <w:pPr>
               <w:spacing w:line="276" w:lineRule="auto"/>
               <w:ind w:firstLine="0"/>
-              <w:jc w:val="left"/>
-            </w:pPr>
-            <w:r>
-              <w:rPr>
-                <w:rFonts w:ascii="Times New Roman" w:hAnsi="Times New Roman" w:eastAsia="Times New Roman"/>
-                <w:color w:val="000000"/>
-                <w:sz w:val="24"/>
-              </w:rPr>
-              <w:t>Tìm kiếm AI ngữ nghĩa</w:t>
+              <w:jc w:val="center"/>
+            </w:pPr>
+            <w:r>
+              <w:rPr>
+                <w:rFonts w:ascii="Times New Roman" w:hAnsi="Times New Roman" w:eastAsia="Times New Roman"/>
+                <w:color w:val="000000"/>
+                <w:sz w:val="24"/>
+              </w:rPr>
+              <w:t>Tìm kiếm ngữ nghĩa</w:t>
             </w:r>
           </w:p>
         </w:tc>
@@ -1257,7 +1272,7 @@
                 <w:color w:val="000000"/>
                 <w:sz w:val="24"/>
               </w:rPr>
-              <w:t>Người dùng bật chế độ tìm kiếm AI, nhập truy vấn tự nhiên, xem danh sách điều luật liên quan, mở nguồn dẫn hoặc điều chỉnh từ khoá để tìm lại.</w:t>
+              <w:t>Người dùng nhập truy vấn tự nhiên, xem danh sách điều luật liên quan, mở nguồn dẫn hoặc điều chỉnh từ khoá để tìm lại.</w:t>
             </w:r>
           </w:p>
         </w:tc>
@@ -1281,6 +1296,21 @@
           <w:sz w:val="28"/>
         </w:rPr>
         <w:t>3.1.2.2. Yêu cầu chức năng của hệ thống đối với quản trị viên</w:t>
+      </w:r>
+    </w:p>
+    <w:p>
+      <w:pPr>
+        <w:spacing w:line="312" w:lineRule="auto" w:after="0"/>
+        <w:ind w:firstLine="709"/>
+        <w:jc w:val="both"/>
+      </w:pPr>
+      <w:r>
+        <w:rPr>
+          <w:rFonts w:ascii="Times New Roman" w:hAnsi="Times New Roman" w:eastAsia="Times New Roman"/>
+          <w:color w:val="000000"/>
+          <w:sz w:val="28"/>
+        </w:rPr>
+        <w:t>Đối với quản trị viên, trọng tâm của hệ thống là duy trì kho dữ liệu pháp luật luôn sẵn sàng cho các chức năng hỏi đáp và tra cứu. Các thao tác quản trị không chỉ dừng ở việc tải lên văn bản, mà còn bao gồm theo dõi tiến trình xử lý, kiểm tra kết quả cập nhật, quản lý các tác vụ phát sinh và quan sát tình trạng hoạt động chung của hệ thống.</w:t>
       </w:r>
     </w:p>
     <w:p>
@@ -1472,7 +1502,7 @@
                 <w:color w:val="000000"/>
                 <w:sz w:val="24"/>
               </w:rPr>
-              <w:t>Quản trị viên đăng nhập bằng tài khoản có role admin để truy cập dashboard.</w:t>
+              <w:t>Quản trị viên đăng nhập bằng tài khoản có quyền quản trị viên để truy cập trang tổng quan.</w:t>
             </w:r>
           </w:p>
         </w:tc>
@@ -1528,7 +1558,7 @@
                 <w:color w:val="000000"/>
                 <w:sz w:val="24"/>
               </w:rPr>
-              <w:t>Upload văn bản pháp luật</w:t>
+              <w:t>Tải lên văn bản pháp luật</w:t>
             </w:r>
           </w:p>
         </w:tc>
@@ -1555,7 +1585,7 @@
                 <w:color w:val="000000"/>
                 <w:sz w:val="24"/>
               </w:rPr>
-              <w:t>Quản trị viên chọn file PDF, tải lên hệ thống, theo dõi kết quả xử lý và có thể huỷ yêu cầu khi quá trình chưa hoàn tất.</w:t>
+              <w:t>Quản trị viên chọn tệp PDF, tải lên hệ thống, theo dõi kết quả xử lý và có thể huỷ yêu cầu khi quá trình chưa hoàn tất.</w:t>
             </w:r>
           </w:p>
         </w:tc>
@@ -1638,7 +1668,7 @@
                 <w:color w:val="000000"/>
                 <w:sz w:val="24"/>
               </w:rPr>
-              <w:t>Admin xem danh sách task xử lý tài liệu, theo dõi tiến trình, xem trạng thái thành công/thất bại, huỷ task đang chạy và xem dashboard thống kê.</w:t>
+              <w:t>Quản trị viên xem danh sách tác vụ xử lý tài liệu, theo dõi tiến trình, xem trạng thái thành công/thất bại, huỷ tác vụ đang chạy và xem thống kê tổng quan.</w:t>
             </w:r>
           </w:p>
         </w:tc>
@@ -1721,7 +1751,7 @@
                 <w:color w:val="000000"/>
                 <w:sz w:val="24"/>
               </w:rPr>
-              <w:t>Admin xem danh sách văn bản, tìm kiếm, xem chi tiết, rebuild cache hoặc xoá văn bản khỏi hệ thống.</w:t>
+              <w:t>Quản trị viên xem danh sách văn bản, tìm kiếm, xem chi tiết, làm mới dữ liệu hiển thị hoặc xoá văn bản khỏi hệ thống.</w:t>
             </w:r>
           </w:p>
         </w:tc>
@@ -1777,7 +1807,7 @@
                 <w:color w:val="000000"/>
                 <w:sz w:val="24"/>
               </w:rPr>
-              <w:t>Quản lý task xử lý tài liệu</w:t>
+              <w:t>Quản lý tác vụ xử lý tài liệu</w:t>
             </w:r>
           </w:p>
         </w:tc>
@@ -1804,7 +1834,7 @@
                 <w:color w:val="000000"/>
                 <w:sz w:val="24"/>
               </w:rPr>
-              <w:t>Admin xem lịch sử task, huỷ task đang chạy hoặc xoá log task không còn cần thiết.</w:t>
+              <w:t>Quản trị viên xem lịch sử tác vụ, huỷ tác vụ đang chạy hoặc xoá nhật ký tác vụ không còn cần thiết.</w:t>
             </w:r>
           </w:p>
         </w:tc>
@@ -1860,7 +1890,7 @@
                 <w:color w:val="000000"/>
                 <w:sz w:val="24"/>
               </w:rPr>
-              <w:t>Xem dashboard thống kê</w:t>
+              <w:t>Xem thống kê hệ thống</w:t>
             </w:r>
           </w:p>
         </w:tc>
@@ -1887,7 +1917,7 @@
                 <w:color w:val="000000"/>
                 <w:sz w:val="24"/>
               </w:rPr>
-              <w:t>Admin theo dõi số lượng người dùng, hội thoại, tin nhắn, văn bản và trạng thái các task gần đây.</w:t>
+              <w:t>Quản trị viên theo dõi số lượng người dùng, hội thoại, tin nhắn, văn bản và trạng thái các tác vụ gần đây.</w:t>
             </w:r>
           </w:p>
         </w:tc>
@@ -2175,7 +2205,7 @@
                 <w:color w:val="000000"/>
                 <w:sz w:val="24"/>
               </w:rPr>
-              <w:t>Các chức năng upload, xoá văn bản, rebuild cache và xem task tài liệu chỉ dành cho admin.</w:t>
+              <w:t>Các chức năng tải lên văn bản, xoá văn bản, làm mới dữ liệu hiển thị và xem tác vụ tài liệu chỉ dành cho quản trị viên.</w:t>
             </w:r>
           </w:p>
         </w:tc>
@@ -2258,7 +2288,7 @@
                 <w:color w:val="000000"/>
                 <w:sz w:val="24"/>
               </w:rPr>
-              <w:t>Luồng chat và tư vấn có hướng dẫn phải trả tiến trình sớm để người dùng không chờ trong trạng thái im lặng.</w:t>
+              <w:t>Luồng hỏi đáp và tư vấn có hướng dẫn phải trả trạng thái xử lý sớm để người dùng nhận biết hệ thống đang thực hiện yêu cầu.</w:t>
             </w:r>
           </w:p>
         </w:tc>
@@ -2341,7 +2371,7 @@
                 <w:color w:val="000000"/>
                 <w:sz w:val="24"/>
               </w:rPr>
-              <w:t>Khi cập nhật văn bản mới, MongoDB, ChromaDB và cache phải được cập nhật đồng bộ; nếu lỗi cần hoàn tác dữ liệu đã ghi.</w:t>
+              <w:t>Khi cập nhật văn bản mới, MongoDB, ChromaDB và dữ liệu hiển thị phải được cập nhật đồng bộ; nếu lỗi cần hoàn tác dữ liệu đã ghi.</w:t>
             </w:r>
           </w:p>
         </w:tc>
@@ -2507,7 +2537,7 @@
                 <w:color w:val="000000"/>
                 <w:sz w:val="24"/>
               </w:rPr>
-              <w:t>Giao diện chat cần hiển thị tiến trình xử lý, nguồn tham chiếu và câu hỏi gợi ý sau câu trả lời.</w:t>
+              <w:t>Giao diện hỏi đáp cần hiển thị tiến trình xử lý, nguồn tham chiếu và câu hỏi gợi ý sau câu trả lời.</w:t>
             </w:r>
           </w:p>
         </w:tc>
@@ -2573,7 +2603,7 @@
           <w:color w:val="000000"/>
           <w:sz w:val="28"/>
         </w:rPr>
-        <w:t>3.2.1. Biểu đồ usecase tổng quát</w:t>
+        <w:t>3.2.1. Biểu đồ ca sử dụng tổng quát</w:t>
       </w:r>
     </w:p>
     <w:p>
@@ -2588,7 +2618,7 @@
           <w:color w:val="000000"/>
           <w:sz w:val="28"/>
         </w:rPr>
-        <w:t>Biểu đồ usecase tổng quát thể hiện hai nhóm tác nhân chính của hệ thống: người dùng cuối và quản trị viên. Người dùng cuối tập trung vào các chức năng hỏi đáp, tư vấn và tra cứu pháp luật; quản trị viên tập trung vào vận hành dữ liệu và theo dõi trạng thái xử lý tài liệu.</w:t>
+        <w:t>Biểu đồ ca sử dụng tổng quát thể hiện phạm vi chức năng của hệ thống dưới góc nhìn người sử dụng. Hệ thống có hai nhóm tác nhân chính: người dùng cuối và quản trị viên. Người dùng cuối sử dụng các chức năng phục vụ nhu cầu hỏi đáp, tư vấn và tra cứu pháp luật; quản trị viên chịu trách nhiệm vận hành dữ liệu, cập nhật văn bản và theo dõi trạng thái xử lý tài liệu.</w:t>
       </w:r>
     </w:p>
     <w:p>
@@ -2599,7 +2629,7 @@
       <w:r>
         <w:drawing>
           <wp:inline xmlns:a="http://schemas.openxmlformats.org/drawingml/2006/main" xmlns:pic="http://schemas.openxmlformats.org/drawingml/2006/picture">
-            <wp:extent cx="5688000" cy="4230975"/>
+            <wp:extent cx="5688000" cy="3857379"/>
             <wp:docPr id="1" name="Picture 1"/>
             <wp:cNvGraphicFramePr>
               <a:graphicFrameLocks noChangeAspect="1"/>
@@ -2620,7 +2650,7 @@
                   <pic:spPr>
                     <a:xfrm>
                       <a:off x="0" y="0"/>
-                      <a:ext cx="5688000" cy="4230975"/>
+                      <a:ext cx="5688000" cy="3857379"/>
                     </a:xfrm>
                     <a:prstGeom prst="rect"/>
                   </pic:spPr>
@@ -2643,7 +2673,7 @@
           <w:color w:val="000000"/>
           <w:sz w:val="28"/>
         </w:rPr>
-        <w:t>Hình 3.1. Usecase tổng quát của hệ thống Vietnam Law Chatbot</w:t>
+        <w:t>Hình 3.1. Biểu đồ ca sử dụng tổng quát của hệ thống Vietnam Law Chatbot</w:t>
       </w:r>
     </w:p>
     <w:p>
@@ -2658,20 +2688,7 @@
           <w:color w:val="000000"/>
           <w:sz w:val="28"/>
         </w:rPr>
-        <w:t>3.2.2. Đặc tả các usecase</w:t>
-      </w:r>
-    </w:p>
-    <w:p>
-      <w:pPr>
-        <w:pStyle w:val="Heading4"/>
-      </w:pPr>
-      <w:r>
-        <w:rPr>
-          <w:rFonts w:ascii="Times New Roman" w:hAnsi="Times New Roman" w:eastAsia="Times New Roman"/>
-          <w:color w:val="000000"/>
-          <w:sz w:val="28"/>
-        </w:rPr>
-        <w:t>3.2.2.1. Usecase đăng ký, đăng nhập và quản lý tài khoản</w:t>
+        <w:t>3.2.2. Đặc tả các ca sử dụng</w:t>
       </w:r>
     </w:p>
     <w:p>
@@ -2686,7 +2703,35 @@
           <w:color w:val="000000"/>
           <w:sz w:val="28"/>
         </w:rPr>
-        <w:t>Usecase này được tách riêng để làm rõ mục tiêu thao tác của tác nhân trên ứng dụng hoặc trang quản trị. Các bước xử lý nội bộ như truy hồi, trích xuất, kiểm tra dữ liệu, lưu CSDL hay phát sự kiện realtime không được đưa thành usecase riêng mà được phân tích ở phần biểu đồ tuần tự phía sau.</w:t>
+        <w:t>Trong phạm vi đồ án, các ca sử dụng được đặc tả theo nhóm chức năng chính thay vì tách riêng toàn bộ thao tác con thành nhiều bảng nhỏ. Cách trình bày này phù hợp với hệ thống có nhiều thao tác liên quan chặt chẽ với nhau, giúp phần báo cáo giữ được mạch đọc liền mạch nhưng vẫn thể hiện đầy đủ mục tiêu sử dụng, tác nhân, luồng chính, luồng thay thế và kết quả của từng nhóm chức năng. Những thao tác chi tiết bên trong từng nhóm tiếp tục được làm rõ ở phần biểu đồ tuần tự.</w:t>
+      </w:r>
+    </w:p>
+    <w:p>
+      <w:pPr>
+        <w:pStyle w:val="Heading4"/>
+      </w:pPr>
+      <w:r>
+        <w:rPr>
+          <w:rFonts w:ascii="Times New Roman" w:hAnsi="Times New Roman" w:eastAsia="Times New Roman"/>
+          <w:color w:val="000000"/>
+          <w:sz w:val="28"/>
+        </w:rPr>
+        <w:t>3.2.2.1. Ca sử dụng đăng ký, đăng nhập và quản lý tài khoản</w:t>
+      </w:r>
+    </w:p>
+    <w:p>
+      <w:pPr>
+        <w:spacing w:line="312" w:lineRule="auto" w:after="0"/>
+        <w:ind w:firstLine="709"/>
+        <w:jc w:val="both"/>
+      </w:pPr>
+      <w:r>
+        <w:rPr>
+          <w:rFonts w:ascii="Times New Roman" w:hAnsi="Times New Roman" w:eastAsia="Times New Roman"/>
+          <w:color w:val="000000"/>
+          <w:sz w:val="28"/>
+        </w:rPr>
+        <w:t>Nhóm ca sử dụng này tập trung vào các thao tác mở đầu phiên làm việc. Việc gom đăng ký, đăng nhập, làm mới phiên và cập nhật tài khoản vào cùng một đặc tả giúp thể hiện rõ vòng đời xác thực của người dùng mà không tách rời các bước có quan hệ phụ thuộc.</w:t>
       </w:r>
     </w:p>
     <w:p>
@@ -2741,7 +2786,7 @@
           <w:color w:val="000000"/>
           <w:sz w:val="28"/>
         </w:rPr>
-        <w:t>Hình 3.2. Usecase đăng ký, đăng nhập và quản lý tài khoản</w:t>
+        <w:t>Hình 3.2. Ca sử dụng đăng ký, đăng nhập và quản lý tài khoản</w:t>
       </w:r>
     </w:p>
     <w:p>
@@ -2756,7 +2801,7 @@
           <w:color w:val="000000"/>
           <w:sz w:val="28"/>
         </w:rPr>
-        <w:t>Bảng 3.5. Đặc tả Usecase đăng ký, đăng nhập và quản lý tài khoản</w:t>
+        <w:t>Bảng 3.5. Đặc tả ca sử dụng đăng ký, đăng nhập và quản lý tài khoản</w:t>
       </w:r>
     </w:p>
     <w:tbl>
@@ -2796,7 +2841,7 @@
                 <w:color w:val="000000"/>
                 <w:sz w:val="24"/>
               </w:rPr>
-              <w:t>Tên Usecase</w:t>
+              <w:t>Tên ca sử dụng</w:t>
             </w:r>
           </w:p>
         </w:tc>
@@ -2937,7 +2982,7 @@
                 <w:color w:val="000000"/>
                 <w:sz w:val="24"/>
               </w:rPr>
-              <w:t>Usecase mô tả cách người dùng tạo tài khoản, đăng nhập vào ứng dụng, duy trì phiên sử dụng và cập nhật các thông tin cá nhân cơ bản trong hệ thống.</w:t>
+              <w:t>Ca sử dụng mô tả quá trình người dùng tạo tài khoản, đăng nhập vào ứng dụng, duy trì phiên sử dụng và cập nhật các thông tin cá nhân cơ bản trong hệ thống.</w:t>
             </w:r>
           </w:p>
         </w:tc>
@@ -3200,7 +3245,7 @@
           <w:color w:val="000000"/>
           <w:sz w:val="28"/>
         </w:rPr>
-        <w:t>3.2.2.2. Usecase quản lý danh sách cuộc trò chuyện</w:t>
+        <w:t>3.2.2.2. Ca sử dụng quản lý danh sách cuộc trò chuyện</w:t>
       </w:r>
     </w:p>
     <w:p>
@@ -3215,7 +3260,7 @@
           <w:color w:val="000000"/>
           <w:sz w:val="28"/>
         </w:rPr>
-        <w:t>Usecase này được tách riêng để làm rõ mục tiêu thao tác của tác nhân trên ứng dụng hoặc trang quản trị. Các bước xử lý nội bộ như truy hồi, trích xuất, kiểm tra dữ liệu, lưu CSDL hay phát sự kiện realtime không được đưa thành usecase riêng mà được phân tích ở phần biểu đồ tuần tự phía sau.</w:t>
+        <w:t>Quản lý hội thoại được đặt thành một nhóm riêng vì đây là dữ liệu gắn trực tiếp với trải nghiệm hỏi đáp của người dùng. Các thao tác xem danh sách, mở chi tiết, ghim, lưu trữ và xoá đều nhằm giúp người dùng kiểm soát lịch sử trao đổi của mình trong hệ thống.</w:t>
       </w:r>
     </w:p>
     <w:p>
@@ -3270,7 +3315,7 @@
           <w:color w:val="000000"/>
           <w:sz w:val="28"/>
         </w:rPr>
-        <w:t>Hình 3.3. Usecase quản lý danh sách cuộc trò chuyện</w:t>
+        <w:t>Hình 3.3. Ca sử dụng quản lý danh sách cuộc trò chuyện</w:t>
       </w:r>
     </w:p>
     <w:p>
@@ -3285,7 +3330,7 @@
           <w:color w:val="000000"/>
           <w:sz w:val="28"/>
         </w:rPr>
-        <w:t>Bảng 3.6. Đặc tả Usecase quản lý danh sách cuộc trò chuyện</w:t>
+        <w:t>Bảng 3.6. Đặc tả ca sử dụng quản lý danh sách cuộc trò chuyện</w:t>
       </w:r>
     </w:p>
     <w:tbl>
@@ -3325,7 +3370,7 @@
                 <w:color w:val="000000"/>
                 <w:sz w:val="24"/>
               </w:rPr>
-              <w:t>Tên Usecase</w:t>
+              <w:t>Tên ca sử dụng</w:t>
             </w:r>
           </w:p>
         </w:tc>
@@ -3466,7 +3511,7 @@
                 <w:color w:val="000000"/>
                 <w:sz w:val="24"/>
               </w:rPr>
-              <w:t>Usecase mô tả cách người dùng xem, mở và quản lý các cuộc trò chuyện đã tạo trong quá trình sử dụng chức năng hỏi đáp pháp luật.</w:t>
+              <w:t>Ca sử dụng mô tả quá trình người dùng xem, mở và quản lý các cuộc trò chuyện đã tạo trong quá trình sử dụng chức năng hỏi đáp pháp luật.</w:t>
             </w:r>
           </w:p>
         </w:tc>
@@ -3729,7 +3774,7 @@
           <w:color w:val="000000"/>
           <w:sz w:val="28"/>
         </w:rPr>
-        <w:t>3.2.2.3. Usecase gửi câu hỏi pháp luật</w:t>
+        <w:t>3.2.2.3. Ca sử dụng gửi câu hỏi pháp luật</w:t>
       </w:r>
     </w:p>
     <w:p>
@@ -3744,7 +3789,7 @@
           <w:color w:val="000000"/>
           <w:sz w:val="28"/>
         </w:rPr>
-        <w:t>Usecase này được tách riêng để làm rõ mục tiêu thao tác của tác nhân trên ứng dụng hoặc trang quản trị. Các bước xử lý nội bộ như truy hồi, trích xuất, kiểm tra dữ liệu, lưu CSDL hay phát sự kiện realtime không được đưa thành usecase riêng mà được phân tích ở phần biểu đồ tuần tự phía sau.</w:t>
+        <w:t>Ca sử dụng gửi câu hỏi pháp luật là nghiệp vụ trung tâm của ứng dụng di động. Phần đặc tả nhấn mạnh thao tác của người dùng và kết quả nhận được, còn các bước truy hồi, sinh câu trả lời và lưu nguồn tham chiếu được trình bày chi tiết hơn ở nhóm biểu đồ tuần tự.</w:t>
       </w:r>
     </w:p>
     <w:p>
@@ -3799,7 +3844,7 @@
           <w:color w:val="000000"/>
           <w:sz w:val="28"/>
         </w:rPr>
-        <w:t>Hình 3.4. Usecase gửi câu hỏi pháp luật</w:t>
+        <w:t>Hình 3.4. Ca sử dụng gửi câu hỏi pháp luật</w:t>
       </w:r>
     </w:p>
     <w:p>
@@ -3814,7 +3859,7 @@
           <w:color w:val="000000"/>
           <w:sz w:val="28"/>
         </w:rPr>
-        <w:t>Bảng 3.7. Đặc tả Usecase gửi câu hỏi pháp luật</w:t>
+        <w:t>Bảng 3.7. Đặc tả ca sử dụng gửi câu hỏi pháp luật</w:t>
       </w:r>
     </w:p>
     <w:tbl>
@@ -3854,7 +3899,7 @@
                 <w:color w:val="000000"/>
                 <w:sz w:val="24"/>
               </w:rPr>
-              <w:t>Tên Usecase</w:t>
+              <w:t>Tên ca sử dụng</w:t>
             </w:r>
           </w:p>
         </w:tc>
@@ -3995,7 +4040,7 @@
                 <w:color w:val="000000"/>
                 <w:sz w:val="24"/>
               </w:rPr>
-              <w:t>Usecase mô tả cách người dùng gửi câu hỏi pháp luật bằng ngôn ngữ tự nhiên và nhận câu trả lời có kèm nguồn tham chiếu từ hệ thống.</w:t>
+              <w:t>Ca sử dụng mô tả quá trình người dùng gửi câu hỏi pháp luật bằng ngôn ngữ tự nhiên và nhận câu trả lời có kèm nguồn tham chiếu từ hệ thống.</w:t>
             </w:r>
           </w:p>
         </w:tc>
@@ -4052,7 +4097,7 @@
                 <w:color w:val="000000"/>
                 <w:sz w:val="24"/>
               </w:rPr>
-              <w:t>1. Người dùng mở màn hình chat và nhập câu hỏi pháp luật.</w:t>
+              <w:t>1. Người dùng mở màn hình hội thoại và nhập câu hỏi pháp luật.</w:t>
               <w:br/>
               <w:t>2. Giao diện kiểm tra nội dung nhập và gửi yêu cầu đến hệ thống.</w:t>
               <w:br/>
@@ -4178,7 +4223,7 @@
                 <w:color w:val="000000"/>
                 <w:sz w:val="24"/>
               </w:rPr>
-              <w:t>Người dùng nhận được câu trả lời pháp luật, nguồn tham khảo và lịch sử hội thoại được cập nhật.</w:t>
+              <w:t>Người dùng nhận được câu trả lời pháp luật, nguồn tham chiếu và lịch sử hội thoại được cập nhật.</w:t>
             </w:r>
           </w:p>
         </w:tc>
@@ -4258,7 +4303,7 @@
           <w:color w:val="000000"/>
           <w:sz w:val="28"/>
         </w:rPr>
-        <w:t>3.2.2.4. Usecase tư vấn có hướng dẫn</w:t>
+        <w:t>3.2.2.4. Ca sử dụng tư vấn có hướng dẫn</w:t>
       </w:r>
     </w:p>
     <w:p>
@@ -4273,7 +4318,7 @@
           <w:color w:val="000000"/>
           <w:sz w:val="28"/>
         </w:rPr>
-        <w:t>Usecase này được tách riêng để làm rõ mục tiêu thao tác của tác nhân trên ứng dụng hoặc trang quản trị. Các bước xử lý nội bộ như truy hồi, trích xuất, kiểm tra dữ liệu, lưu CSDL hay phát sự kiện realtime không được đưa thành usecase riêng mà được phân tích ở phần biểu đồ tuần tự phía sau.</w:t>
+        <w:t>Tư vấn có hướng dẫn được tách khỏi hỏi đáp thông thường vì luồng sử dụng có thêm bước làm rõ thông tin. Cách tổ chức này phản ánh những tình huống pháp lý cần biết thêm ngữ cảnh trước khi hệ thống có thể đưa ra câu trả lời phù hợp.</w:t>
       </w:r>
     </w:p>
     <w:p>
@@ -4328,7 +4373,7 @@
           <w:color w:val="000000"/>
           <w:sz w:val="28"/>
         </w:rPr>
-        <w:t>Hình 3.5. Usecase tư vấn có hướng dẫn</w:t>
+        <w:t>Hình 3.5. Ca sử dụng tư vấn có hướng dẫn</w:t>
       </w:r>
     </w:p>
     <w:p>
@@ -4343,7 +4388,7 @@
           <w:color w:val="000000"/>
           <w:sz w:val="28"/>
         </w:rPr>
-        <w:t>Bảng 3.8. Đặc tả Usecase tư vấn có hướng dẫn</w:t>
+        <w:t>Bảng 3.8. Đặc tả ca sử dụng tư vấn có hướng dẫn</w:t>
       </w:r>
     </w:p>
     <w:tbl>
@@ -4383,7 +4428,7 @@
                 <w:color w:val="000000"/>
                 <w:sz w:val="24"/>
               </w:rPr>
-              <w:t>Tên Usecase</w:t>
+              <w:t>Tên ca sử dụng</w:t>
             </w:r>
           </w:p>
         </w:tc>
@@ -4524,7 +4569,7 @@
                 <w:color w:val="000000"/>
                 <w:sz w:val="24"/>
               </w:rPr>
-              <w:t>Usecase mô tả cách hệ thống hỗ trợ người dùng làm rõ tình huống pháp lý trước khi đưa ra nội dung tư vấn cuối cùng.</w:t>
+              <w:t>Ca sử dụng mô tả quá trình hệ thống hỗ trợ người dùng làm rõ tình huống pháp lý trước khi đưa ra nội dung tư vấn cuối cùng.</w:t>
             </w:r>
           </w:p>
         </w:tc>
@@ -4787,7 +4832,7 @@
           <w:color w:val="000000"/>
           <w:sz w:val="28"/>
         </w:rPr>
-        <w:t>3.2.2.5. Usecase tra cứu thư viện pháp luật</w:t>
+        <w:t>3.2.2.5. Ca sử dụng tra cứu thư viện pháp luật</w:t>
       </w:r>
     </w:p>
     <w:p>
@@ -4802,7 +4847,7 @@
           <w:color w:val="000000"/>
           <w:sz w:val="28"/>
         </w:rPr>
-        <w:t>Usecase này được tách riêng để làm rõ mục tiêu thao tác của tác nhân trên ứng dụng hoặc trang quản trị. Các bước xử lý nội bộ như truy hồi, trích xuất, kiểm tra dữ liệu, lưu CSDL hay phát sự kiện realtime không được đưa thành usecase riêng mà được phân tích ở phần biểu đồ tuần tự phía sau.</w:t>
+        <w:t>Tra cứu thư viện pháp luật phục vụ nhu cầu đọc và đối chiếu văn bản theo cấu trúc có sẵn. Ca sử dụng này khác với hỏi đáp ở chỗ người dùng chủ động lọc, mở danh sách văn bản và xem nội dung điều luật thay vì yêu cầu hệ thống tổng hợp câu trả lời.</w:t>
       </w:r>
     </w:p>
     <w:p>
@@ -4857,7 +4902,7 @@
           <w:color w:val="000000"/>
           <w:sz w:val="28"/>
         </w:rPr>
-        <w:t>Hình 3.6. Usecase tra cứu thư viện pháp luật</w:t>
+        <w:t>Hình 3.6. Ca sử dụng tra cứu thư viện pháp luật</w:t>
       </w:r>
     </w:p>
     <w:p>
@@ -4872,7 +4917,7 @@
           <w:color w:val="000000"/>
           <w:sz w:val="28"/>
         </w:rPr>
-        <w:t>Bảng 3.9. Đặc tả Usecase tra cứu thư viện pháp luật</w:t>
+        <w:t>Bảng 3.9. Đặc tả ca sử dụng tra cứu thư viện pháp luật</w:t>
       </w:r>
     </w:p>
     <w:tbl>
@@ -4912,7 +4957,7 @@
                 <w:color w:val="000000"/>
                 <w:sz w:val="24"/>
               </w:rPr>
-              <w:t>Tên Usecase</w:t>
+              <w:t>Tên ca sử dụng</w:t>
             </w:r>
           </w:p>
         </w:tc>
@@ -5053,7 +5098,7 @@
                 <w:color w:val="000000"/>
                 <w:sz w:val="24"/>
               </w:rPr>
-              <w:t>Usecase mô tả cách người dùng xem danh sách văn bản pháp luật, lọc dữ liệu và mở chi tiết văn bản hoặc điều luật trong thư viện.</w:t>
+              <w:t>Ca sử dụng mô tả quá trình người dùng xem danh sách văn bản pháp luật, lọc dữ liệu và mở chi tiết văn bản hoặc điều luật trong thư viện.</w:t>
             </w:r>
           </w:p>
         </w:tc>
@@ -5316,7 +5361,7 @@
           <w:color w:val="000000"/>
           <w:sz w:val="28"/>
         </w:rPr>
-        <w:t>3.2.2.6. Usecase tìm kiếm AI ngữ nghĩa</w:t>
+        <w:t>3.2.2.6. Ca sử dụng tìm kiếm ngữ nghĩa</w:t>
       </w:r>
     </w:p>
     <w:p>
@@ -5331,7 +5376,7 @@
           <w:color w:val="000000"/>
           <w:sz w:val="28"/>
         </w:rPr>
-        <w:t>Usecase này được tách riêng để làm rõ mục tiêu thao tác của tác nhân trên ứng dụng hoặc trang quản trị. Các bước xử lý nội bộ như truy hồi, trích xuất, kiểm tra dữ liệu, lưu CSDL hay phát sự kiện realtime không được đưa thành usecase riêng mà được phân tích ở phần biểu đồ tuần tự phía sau.</w:t>
+        <w:t>Tìm kiếm ngữ nghĩa mở rộng chức năng thư viện bằng cách cho phép nhập truy vấn tự nhiên. Đặc tả tập trung vào tương tác người dùng với danh sách kết quả, trong khi cơ chế embedding và truy hồi vector được trình bày ở phần thiết kế và biểu đồ tuần tự.</w:t>
       </w:r>
     </w:p>
     <w:p>
@@ -5386,7 +5431,7 @@
           <w:color w:val="000000"/>
           <w:sz w:val="28"/>
         </w:rPr>
-        <w:t>Hình 3.7. Usecase tìm kiếm AI ngữ nghĩa</w:t>
+        <w:t>Hình 3.7. Ca sử dụng tìm kiếm ngữ nghĩa</w:t>
       </w:r>
     </w:p>
     <w:p>
@@ -5401,7 +5446,7 @@
           <w:color w:val="000000"/>
           <w:sz w:val="28"/>
         </w:rPr>
-        <w:t>Bảng 3.10. Đặc tả Usecase tìm kiếm AI ngữ nghĩa</w:t>
+        <w:t>Bảng 3.10. Đặc tả ca sử dụng tìm kiếm ngữ nghĩa</w:t>
       </w:r>
     </w:p>
     <w:tbl>
@@ -5441,7 +5486,7 @@
                 <w:color w:val="000000"/>
                 <w:sz w:val="24"/>
               </w:rPr>
-              <w:t>Tên Usecase</w:t>
+              <w:t>Tên ca sử dụng</w:t>
             </w:r>
           </w:p>
         </w:tc>
@@ -5582,7 +5627,7 @@
                 <w:color w:val="000000"/>
                 <w:sz w:val="24"/>
               </w:rPr>
-              <w:t>Usecase mô tả cách người dùng tìm điều luật liên quan bằng truy vấn tự nhiên thay vì chỉ tìm theo từ khoá chính xác.</w:t>
+              <w:t>Ca sử dụng mô tả quá trình người dùng tìm điều luật liên quan bằng truy vấn tự nhiên thay vì chỉ tìm theo từ khoá chính xác.</w:t>
             </w:r>
           </w:p>
         </w:tc>
@@ -5843,7 +5888,7 @@
           <w:color w:val="000000"/>
           <w:sz w:val="28"/>
         </w:rPr>
-        <w:t>3.2.2.7. Usecase cập nhật văn bản pháp luật</w:t>
+        <w:t>3.2.2.7. Ca sử dụng cập nhật văn bản pháp luật</w:t>
       </w:r>
     </w:p>
     <w:p>
@@ -5858,7 +5903,7 @@
           <w:color w:val="000000"/>
           <w:sz w:val="28"/>
         </w:rPr>
-        <w:t>Usecase này được tách riêng để làm rõ mục tiêu thao tác của tác nhân trên ứng dụng hoặc trang quản trị. Các bước xử lý nội bộ như truy hồi, trích xuất, kiểm tra dữ liệu, lưu CSDL hay phát sự kiện realtime không được đưa thành usecase riêng mà được phân tích ở phần biểu đồ tuần tự phía sau.</w:t>
+        <w:t>Cập nhật văn bản pháp luật là nghiệp vụ quản trị làm thay đổi trực tiếp kho tri thức của hệ thống. Vì vậy, phần đặc tả nêu rõ các điều kiện kiểm tra, kết quả xử lý và yêu cầu đồng bộ dữ liệu sau khi quản trị viên tải lên tệp PDF.</w:t>
       </w:r>
     </w:p>
     <w:p>
@@ -5913,7 +5958,7 @@
           <w:color w:val="000000"/>
           <w:sz w:val="28"/>
         </w:rPr>
-        <w:t>Hình 3.8. Usecase cập nhật văn bản pháp luật</w:t>
+        <w:t>Hình 3.8. Ca sử dụng cập nhật văn bản pháp luật</w:t>
       </w:r>
     </w:p>
     <w:p>
@@ -5928,7 +5973,7 @@
           <w:color w:val="000000"/>
           <w:sz w:val="28"/>
         </w:rPr>
-        <w:t>Bảng 3.11. Đặc tả Usecase cập nhật văn bản pháp luật</w:t>
+        <w:t>Bảng 3.11. Đặc tả ca sử dụng cập nhật văn bản pháp luật</w:t>
       </w:r>
     </w:p>
     <w:tbl>
@@ -5968,7 +6013,7 @@
                 <w:color w:val="000000"/>
                 <w:sz w:val="24"/>
               </w:rPr>
-              <w:t>Tên Usecase</w:t>
+              <w:t>Tên ca sử dụng</w:t>
             </w:r>
           </w:p>
         </w:tc>
@@ -6109,7 +6154,7 @@
                 <w:color w:val="000000"/>
                 <w:sz w:val="24"/>
               </w:rPr>
-              <w:t>Usecase mô tả cách quản trị viên upload tệp PDF văn bản pháp luật để hệ thống trích xuất, kiểm tra và cập nhật vào kho dữ liệu.</w:t>
+              <w:t>Ca sử dụng mô tả quá trình quản trị viên tải lên tệp PDF văn bản pháp luật để hệ thống trích xuất, kiểm tra và cập nhật vào kho dữ liệu.</w:t>
             </w:r>
           </w:p>
         </w:tc>
@@ -6170,15 +6215,15 @@
               <w:br/>
               <w:t>2. Quản trị viên mở chức năng cập nhật văn bản pháp luật và chọn tệp PDF.</w:t>
               <w:br/>
-              <w:t>3. Giao diện kiểm tra định dạng, kích thước tệp và gửi yêu cầu upload.</w:t>
+              <w:t>3. Giao diện kiểm tra định dạng, kích thước tệp và gửi yêu cầu tải lên.</w:t>
               <w:br/>
-              <w:t>4. Hệ thống tạo task xử lý và thông báo trạng thái tiếp nhận.</w:t>
+              <w:t>4. Hệ thống tạo tác vụ xử lý và thông báo trạng thái tiếp nhận.</w:t>
               <w:br/>
               <w:t>5. Hệ thống kiểm tra trùng lặp, trích xuất nội dung, chuẩn hoá thông tin văn bản và điều luật.</w:t>
               <w:br/>
               <w:t>6. Hệ thống lưu dữ liệu vào CSDL văn bản, tạo embedding và cập nhật CSDL Vector.</w:t>
               <w:br/>
-              <w:t>7. Khi hoàn tất, hệ thống cập nhật trạng thái task và giao diện hiển thị kết quả xử lý.</w:t>
+              <w:t>7. Khi hoàn tất, hệ thống cập nhật trạng thái tác vụ và giao diện hiển thị kết quả xử lý.</w:t>
             </w:r>
           </w:p>
         </w:tc>
@@ -6235,7 +6280,7 @@
                 <w:color w:val="000000"/>
                 <w:sz w:val="24"/>
               </w:rPr>
-              <w:t>Nếu tệp không hợp lệ, văn bản đã tồn tại, quá trình trích xuất lỗi hoặc lưu dữ liệu thất bại, hệ thống cập nhật trạng thái lỗi và thông báo nguyên nhân cho quản trị viên. Nếu quản trị viên hủy task, hệ thống chuyển task sang trạng thái đã hủy.</w:t>
+              <w:t>Nếu tệp không hợp lệ, văn bản đã tồn tại, quá trình trích xuất lỗi hoặc lưu dữ liệu thất bại, hệ thống cập nhật trạng thái lỗi và thông báo nguyên nhân cho quản trị viên. Nếu quản trị viên hủy tác vụ, hệ thống chuyển tác vụ sang trạng thái đã hủy.</w:t>
             </w:r>
           </w:p>
         </w:tc>
@@ -6292,7 +6337,7 @@
                 <w:color w:val="000000"/>
                 <w:sz w:val="24"/>
               </w:rPr>
-              <w:t>Văn bản pháp luật mới được cập nhật vào hệ thống hoặc task xử lý được ghi nhận với trạng thái lỗi/hủy rõ ràng.</w:t>
+              <w:t>Văn bản pháp luật mới được cập nhật vào hệ thống hoặc tác vụ xử lý được ghi nhận với trạng thái lỗi/hủy rõ ràng.</w:t>
             </w:r>
           </w:p>
         </w:tc>
@@ -6349,7 +6394,7 @@
                 <w:color w:val="000000"/>
                 <w:sz w:val="24"/>
               </w:rPr>
-              <w:t>Quá trình cập nhật phải bảo đảm đồng bộ giữa CSDL văn bản, cache hiển thị và CSDL Vector; khi lỗi cần tránh để dữ liệu bị lệch giữa các kho.</w:t>
+              <w:t>Quá trình cập nhật phải bảo đảm đồng bộ giữa CSDL văn bản, dữ liệu hiển thị và CSDL Vector; khi lỗi cần tránh để dữ liệu bị lệch giữa các kho.</w:t>
             </w:r>
           </w:p>
         </w:tc>
@@ -6372,7 +6417,7 @@
           <w:color w:val="000000"/>
           <w:sz w:val="28"/>
         </w:rPr>
-        <w:t>3.2.2.8. Usecase theo dõi tiến trình xử lý tài liệu</w:t>
+        <w:t>3.2.2.8. Ca sử dụng theo dõi tiến trình xử lý tài liệu</w:t>
       </w:r>
     </w:p>
     <w:p>
@@ -6387,7 +6432,7 @@
           <w:color w:val="000000"/>
           <w:sz w:val="28"/>
         </w:rPr>
-        <w:t>Usecase này được tách riêng để làm rõ mục tiêu thao tác của tác nhân trên ứng dụng hoặc trang quản trị. Các bước xử lý nội bộ như truy hồi, trích xuất, kiểm tra dữ liệu, lưu CSDL hay phát sự kiện realtime không được đưa thành usecase riêng mà được phân tích ở phần biểu đồ tuần tự phía sau.</w:t>
+        <w:t>Theo dõi tiến trình xử lý tài liệu hỗ trợ quản trị viên quan sát các tác vụ đang chạy và xử lý các tình huống lỗi. Nhóm ca sử dụng này bổ sung cho luồng cập nhật văn bản bằng cách mô tả phần giám sát, hủy tác vụ và quản lý lịch sử xử lý.</w:t>
       </w:r>
     </w:p>
     <w:p>
@@ -6442,7 +6487,7 @@
           <w:color w:val="000000"/>
           <w:sz w:val="28"/>
         </w:rPr>
-        <w:t>Hình 3.9. Usecase theo dõi tiến trình xử lý tài liệu</w:t>
+        <w:t>Hình 3.9. Ca sử dụng theo dõi tiến trình xử lý tài liệu</w:t>
       </w:r>
     </w:p>
     <w:p>
@@ -6457,7 +6502,7 @@
           <w:color w:val="000000"/>
           <w:sz w:val="28"/>
         </w:rPr>
-        <w:t>Bảng 3.12. Đặc tả Usecase theo dõi tiến trình xử lý tài liệu</w:t>
+        <w:t>Bảng 3.12. Đặc tả ca sử dụng theo dõi tiến trình xử lý tài liệu</w:t>
       </w:r>
     </w:p>
     <w:tbl>
@@ -6497,7 +6542,7 @@
                 <w:color w:val="000000"/>
                 <w:sz w:val="24"/>
               </w:rPr>
-              <w:t>Tên Usecase</w:t>
+              <w:t>Tên ca sử dụng</w:t>
             </w:r>
           </w:p>
         </w:tc>
@@ -6638,7 +6683,7 @@
                 <w:color w:val="000000"/>
                 <w:sz w:val="24"/>
               </w:rPr>
-              <w:t>Usecase mô tả cách quản trị viên theo dõi trạng thái các task xử lý văn bản pháp luật trên trang quản trị.</w:t>
+              <w:t>Ca sử dụng mô tả quá trình quản trị viên theo dõi trạng thái các tác vụ xử lý văn bản pháp luật trên trang quản trị.</w:t>
             </w:r>
           </w:p>
         </w:tc>
@@ -6697,15 +6742,15 @@
               </w:rPr>
               <w:t>1. Quản trị viên đăng nhập vào trang quản trị.</w:t>
               <w:br/>
-              <w:t>2. Quản trị viên mở dashboard hoặc trang theo dõi tiến trình xử lý tài liệu.</w:t>
+              <w:t>2. Quản trị viên mở trang thống kê hoặc trang theo dõi tiến trình xử lý tài liệu.</w:t>
               <w:br/>
-              <w:t>3. Hệ thống trả về danh sách task gần đây, trạng thái, tiến độ, tên tệp, mã văn bản và số điều luật nếu có.</w:t>
+              <w:t>3. Hệ thống trả về danh sách tác vụ gần đây, trạng thái, tiến độ, tên tệp, mã văn bản và số điều luật nếu có.</w:t>
               <w:br/>
-              <w:t>4. Giao diện thiết lập kênh nhận cập nhật realtime cho các task đang chạy.</w:t>
+              <w:t>4. Giao diện thiết lập kênh nhận cập nhật theo thời gian thực cho các tác vụ đang chạy.</w:t>
               <w:br/>
-              <w:t>5. Khi task thay đổi trạng thái, hệ thống gửi cập nhật để giao diện làm mới tiến trình.</w:t>
+              <w:t>5. Khi tác vụ thay đổi trạng thái, hệ thống gửi cập nhật để giao diện làm mới tiến trình.</w:t>
               <w:br/>
-              <w:t>6. Quản trị viên có thể mở task để xem lỗi, quay lại trang upload, hủy task đang chạy hoặc xoá log task không cần thiết.</w:t>
+              <w:t>6. Quản trị viên có thể mở tác vụ để xem lỗi, quay lại trang tải lên, hủy tác vụ đang chạy hoặc xoá nhật ký tác vụ không cần thiết.</w:t>
             </w:r>
           </w:p>
         </w:tc>
@@ -6762,7 +6807,7 @@
                 <w:color w:val="000000"/>
                 <w:sz w:val="24"/>
               </w:rPr>
-              <w:t>Nếu không có task nào, giao diện hiển thị trạng thái rỗng. Nếu task đã hoàn tất hoặc thất bại, hệ thống không cho phép hủy task mà chỉ cho phép xem hoặc xoá log.</w:t>
+              <w:t>Nếu không có tác vụ nào, giao diện hiển thị trạng thái rỗng. Nếu tác vụ đã hoàn tất hoặc thất bại, hệ thống không cho phép hủy mà chỉ cho phép xem hoặc xoá nhật ký.</w:t>
             </w:r>
           </w:p>
         </w:tc>
@@ -6819,7 +6864,7 @@
                 <w:color w:val="000000"/>
                 <w:sz w:val="24"/>
               </w:rPr>
-              <w:t>Quản trị viên nắm được tình trạng xử lý tài liệu và có thể can thiệp kịp thời khi task lỗi hoặc chạy quá lâu.</w:t>
+              <w:t>Quản trị viên nắm được tình trạng xử lý tài liệu và có thể can thiệp kịp thời khi tác vụ lỗi hoặc chạy quá lâu.</w:t>
             </w:r>
           </w:p>
         </w:tc>
@@ -6876,7 +6921,7 @@
                 <w:color w:val="000000"/>
                 <w:sz w:val="24"/>
               </w:rPr>
-              <w:t>Các cập nhật realtime cần phản ánh đúng trạng thái task, tránh hiển thị sai tiến trình khi có nhiều tab hoặc nhiều task cùng chạy.</w:t>
+              <w:t>Các cập nhật theo thời gian thực cần phản ánh đúng trạng thái tác vụ, tránh hiển thị sai tiến trình khi có nhiều tab hoặc nhiều tác vụ cùng chạy.</w:t>
             </w:r>
           </w:p>
         </w:tc>
@@ -6916,7 +6961,7 @@
           <w:color w:val="000000"/>
           <w:sz w:val="28"/>
         </w:rPr>
-        <w:t>Biểu đồ tuần tự được sử dụng để mô tả thứ tự trao đổi giữa tác nhân, giao diện, hệ thống và lớp dữ liệu trong các nghiệp vụ chính. Khác với phần thiết kế chi tiết ở chương 2, nhóm biểu đồ trong chương này không đi sâu vào tên lớp, tên file hay từng service nội bộ, mà tập trung vào góc nhìn chức năng: người dùng hoặc quản trị viên thực hiện thao tác gì, giao diện phản hồi ra sao, hệ thống truy cập dữ liệu ở thời điểm nào và kết quả được trả lại theo trình tự nào.</w:t>
+        <w:t>Biểu đồ tuần tự được sử dụng để mô tả thứ tự trao đổi giữa tác nhân, giao diện, hệ thống và lớp dữ liệu trong các nghiệp vụ chính. Ở chương này, biểu đồ không trình bày chi tiết đến mức tên lớp hoặc tên tệp mã nguồn, mà tập trung vào trình tự nghiệp vụ: tác nhân thực hiện thao tác gì, giao diện chuyển yêu cầu như thế nào, hệ thống truy cập dữ liệu ở thời điểm nào và kết quả được trả lại theo trình tự ra sao.</w:t>
       </w:r>
     </w:p>
     <w:p>
@@ -6931,7 +6976,7 @@
           <w:color w:val="000000"/>
           <w:sz w:val="28"/>
         </w:rPr>
-        <w:t>Các luồng được lựa chọn bao phủ toàn bộ phạm vi sản phẩm hiện tại: xác thực và tài khoản, quản lý hội thoại, hỏi đáp pháp luật, tư vấn có hướng dẫn, tra cứu thư viện pháp luật, tìm kiếm ngữ nghĩa, dashboard quản trị, upload xử lý văn bản và quản lý văn bản pháp luật phía admin. Ở những luồng có đọc/ghi dữ liệu quan trọng, biểu đồ bổ sung thêm lifeline CSDL hoặc CSDL Vector để làm rõ quan hệ giữa thao tác nghiệp vụ và dữ liệu nền. Cách tách này giúp phần phân tích bám sát usecase đã trình bày, đồng thời vẫn đủ tổng quát để không phụ thuộc vào chi tiết triển khai cụ thể.</w:t>
+        <w:t>Các luồng được lựa chọn bao phủ phạm vi sản phẩm hiện tại, gồm xác thực và tài khoản, quản lý hội thoại, hỏi đáp pháp luật, tư vấn có hướng dẫn, tra cứu thư viện pháp luật, tìm kiếm ngữ nghĩa, thống kê quản trị, cập nhật văn bản và quản lý văn bản pháp luật. Ở những luồng có đọc/ghi dữ liệu quan trọng, biểu đồ bổ sung thêm lifeline CSDL hoặc CSDL Vector để làm rõ quan hệ giữa thao tác nghiệp vụ và dữ liệu nền. Cách tách này giúp phần phân tích bám sát ca sử dụng đã trình bày, đồng thời vẫn đủ tổng quát để không phụ thuộc vào chi tiết triển khai cụ thể.</w:t>
       </w:r>
     </w:p>
     <w:p>
@@ -7042,23 +7087,7 @@
           <w:color w:val="000000"/>
           <w:sz w:val="28"/>
         </w:rPr>
-        <w:t xml:space="preserve">Luồng quản lý hội thoại thể hiện cách ứng dụng tải danh sách hội thoại, mở chi tiết một hội thoại và cập nhật trạng thái hội thoại. CSDL được bổ sung vào biểu đồ để làm rõ rằng danh sách hội thoại, tin nhắn gần nhất và </w:t>
-      </w:r>
-      <w:r>
-        <w:rPr>
-          <w:rFonts w:ascii="Courier New" w:hAnsi="Courier New" w:eastAsia="Courier New"/>
-          <w:color w:val="000000"/>
-          <w:sz w:val="22"/>
-        </w:rPr>
-        <w:t>metadata</w:t>
-      </w:r>
-      <w:r>
-        <w:rPr>
-          <w:rFonts w:ascii="Times New Roman" w:hAnsi="Times New Roman" w:eastAsia="Times New Roman"/>
-          <w:color w:val="000000"/>
-          <w:sz w:val="28"/>
-        </w:rPr>
-        <w:t xml:space="preserve"> như ghim/lưu trữ đều được đọc hoặc ghi qua hệ thống. Khi người dùng chọn đổi tên, ghim, lưu trữ hoặc xoá, hệ thống kiểm tra quyền sở hữu trước khi ghi thay đổi và trả lại trạng thái mới cho giao diện.</w:t>
+        <w:t>Luồng quản lý hội thoại thể hiện cách ứng dụng tải danh sách hội thoại, mở chi tiết một hội thoại và cập nhật trạng thái hội thoại. CSDL được bổ sung vào biểu đồ để làm rõ rằng danh sách hội thoại, tin nhắn gần nhất và các thông tin bổ sung như ghim/lưu trữ đều được đọc hoặc ghi thông qua hệ thống. Khi người dùng chọn đổi tên, ghim, lưu trữ hoặc xoá, hệ thống kiểm tra quyền sở hữu trước khi ghi thay đổi và trả lại trạng thái mới cho giao diện.</w:t>
       </w:r>
     </w:p>
     <w:p>
@@ -7141,7 +7170,7 @@
           <w:color w:val="000000"/>
           <w:sz w:val="28"/>
         </w:rPr>
-        <w:t>Luồng hỏi đáp là nghiệp vụ trọng tâm của ứng dụng. Sau khi người dùng gửi câu hỏi, hệ thống lưu câu hỏi và lịch sử hội thoại, truy hồi dữ liệu pháp luật liên quan, sau đó trả tiến trình xử lý cho giao diện. Khi câu trả lời hoàn tất, nội dung trả lời và nguồn tham chiếu được lưu lại để người dùng có thể mở lại hội thoại sau này. Việc biểu diễn CSDL trong luồng này giúp làm rõ rằng chức năng chat không chỉ trả lời tức thời mà còn duy trì lịch sử, nguồn dẫn và câu hỏi gợi ý.</w:t>
+        <w:t>Luồng hỏi đáp là nghiệp vụ trọng tâm của ứng dụng. Sau khi người dùng gửi câu hỏi, hệ thống lưu câu hỏi và lịch sử hội thoại, truy hồi dữ liệu pháp luật liên quan, sau đó trả tiến trình xử lý cho giao diện. Khi câu trả lời hoàn tất, nội dung trả lời và nguồn tham chiếu được lưu lại để người dùng có thể mở lại hội thoại sau này. Việc biểu diễn CSDL trong luồng này giúp làm rõ rằng chức năng hỏi đáp không chỉ trả lời tức thời mà còn duy trì lịch sử, nguồn dẫn và câu hỏi gợi ý.</w:t>
       </w:r>
     </w:p>
     <w:p>
@@ -7458,7 +7487,7 @@
           <w:color w:val="000000"/>
           <w:sz w:val="28"/>
         </w:rPr>
-        <w:t>3.2.3.7. Biểu đồ tuần tự luồng dashboard và theo dõi task</w:t>
+        <w:t>3.2.3.7. Biểu đồ tuần tự luồng thống kê và theo dõi tác vụ</w:t>
       </w:r>
     </w:p>
     <w:p>
@@ -7473,7 +7502,7 @@
           <w:color w:val="000000"/>
           <w:sz w:val="28"/>
         </w:rPr>
-        <w:t>Luồng dashboard giúp quản trị viên nắm nhanh tình trạng dữ liệu và các task xử lý gần đây. Khi mở dashboard, hệ thống tổng hợp số liệu từ CSDL để trả về các thống kê chính. Khi chuyển sang trang theo dõi tiến trình, giao diện thiết lập kênh nhận cập nhật realtime và tải danh sách task hiện có. Mỗi khi task thay đổi trạng thái, hệ thống ghi trạng thái mới và gửi cập nhật để giao diện phản ánh ngay tiến trình xử lý.</w:t>
+        <w:t>Luồng thống kê giúp quản trị viên nắm nhanh tình trạng dữ liệu và các tác vụ xử lý gần đây. Khi mở trang thống kê, hệ thống tổng hợp số liệu từ CSDL để trả về các chỉ số chính. Khi chuyển sang trang theo dõi tiến trình, giao diện thiết lập kênh nhận cập nhật theo thời gian thực và tải danh sách tác vụ hiện có. Mỗi khi tác vụ thay đổi trạng thái, hệ thống ghi trạng thái mới và gửi cập nhật để giao diện phản ánh ngay tiến trình xử lý.</w:t>
       </w:r>
     </w:p>
     <w:p>
@@ -7528,7 +7557,7 @@
           <w:color w:val="000000"/>
           <w:sz w:val="28"/>
         </w:rPr>
-        <w:t>Hình 3.16. Biểu đồ tuần tự luồng dashboard và theo dõi task</w:t>
+        <w:t>Hình 3.16. Biểu đồ tuần tự luồng thống kê và theo dõi tác vụ</w:t>
       </w:r>
     </w:p>
     <w:p>
@@ -7541,7 +7570,7 @@
           <w:color w:val="000000"/>
           <w:sz w:val="28"/>
         </w:rPr>
-        <w:t>3.2.3.8. Biểu đồ tuần tự luồng upload và xử lý văn bản pháp luật</w:t>
+        <w:t>3.2.3.8. Biểu đồ tuần tự luồng tải lên và xử lý văn bản pháp luật</w:t>
       </w:r>
     </w:p>
     <w:p>
@@ -7556,7 +7585,7 @@
           <w:color w:val="000000"/>
           <w:sz w:val="28"/>
         </w:rPr>
-        <w:t>Luồng upload văn bản là nghiệp vụ quản trị quan trọng nhất vì làm thay đổi kho dữ liệu phục vụ hỏi đáp và tra cứu. Giao diện kiểm tra định dạng tệp trước khi gửi lên hệ thống. Hệ thống tạo task xử lý trong CSDL, kiểm tra trùng lặp, trích xuất nội dung, lưu văn bản và điều luật, sau đó vector hoá dữ liệu vào CSDL Vector. Nếu tệp không hợp lệ, xử lý thất bại hoặc quản trị viên hủy yêu cầu, trạng thái task được cập nhật để admin có thể theo dõi và xử lý tiếp.</w:t>
+        <w:t>Luồng tải lên văn bản là nghiệp vụ quản trị quan trọng vì làm thay đổi kho dữ liệu phục vụ hỏi đáp và tra cứu. Giao diện kiểm tra định dạng tệp trước khi gửi lên hệ thống. Hệ thống tạo tác vụ xử lý trong CSDL, kiểm tra trùng lặp, trích xuất nội dung, lưu văn bản và điều luật, sau đó vector hoá dữ liệu vào CSDL Vector. Nếu tệp không hợp lệ, xử lý thất bại hoặc quản trị viên hủy yêu cầu, trạng thái tác vụ được cập nhật để quản trị viên có thể theo dõi và xử lý tiếp.</w:t>
       </w:r>
     </w:p>
     <w:p>
@@ -7611,7 +7640,7 @@
           <w:color w:val="000000"/>
           <w:sz w:val="28"/>
         </w:rPr>
-        <w:t>Hình 3.17. Biểu đồ tuần tự luồng upload và xử lý văn bản pháp luật</w:t>
+        <w:t>Hình 3.17. Biểu đồ tuần tự luồng tải lên và xử lý văn bản pháp luật</w:t>
       </w:r>
     </w:p>
     <w:p>
@@ -7639,23 +7668,7 @@
           <w:color w:val="000000"/>
           <w:sz w:val="28"/>
         </w:rPr>
-        <w:t xml:space="preserve">Sau khi văn bản đã được đưa vào hệ thống, quản trị viên cần có luồng quản lý riêng để tìm kiếm, lọc, xoá văn bản hoặc làm mới cache. CSDL lưu nội dung văn bản, cache hiển thị và </w:t>
-      </w:r>
-      <w:r>
-        <w:rPr>
-          <w:rFonts w:ascii="Courier New" w:hAnsi="Courier New" w:eastAsia="Courier New"/>
-          <w:color w:val="000000"/>
-          <w:sz w:val="22"/>
-        </w:rPr>
-        <w:t>metadata</w:t>
-      </w:r>
-      <w:r>
-        <w:rPr>
-          <w:rFonts w:ascii="Times New Roman" w:hAnsi="Times New Roman" w:eastAsia="Times New Roman"/>
-          <w:color w:val="000000"/>
-          <w:sz w:val="28"/>
-        </w:rPr>
-        <w:t xml:space="preserve"> quản trị, trong khi CSDL Vector lưu dữ liệu phục vụ tìm kiếm ngữ nghĩa. Khi xoá văn bản, hệ thống phải xử lý đồng thời hai lớp dữ liệu này để tránh tình trạng giao diện còn hiển thị văn bản không còn khả dụng hoặc kết quả tìm kiếm vẫn trỏ đến dữ liệu đã bị xoá.</w:t>
+        <w:t>Sau khi văn bản đã được đưa vào hệ thống, quản trị viên cần có luồng quản lý riêng để tìm kiếm, lọc, xoá văn bản hoặc làm mới dữ liệu hiển thị. CSDL lưu nội dung văn bản và thông tin quản trị, trong khi CSDL Vector lưu dữ liệu phục vụ tìm kiếm ngữ nghĩa. Khi xoá văn bản, hệ thống phải xử lý đồng thời hai lớp dữ liệu này để tránh tình trạng giao diện còn hiển thị văn bản không còn khả dụng hoặc kết quả tìm kiếm vẫn trỏ đến dữ liệu đã bị xoá.</w:t>
       </w:r>
     </w:p>
     <w:p>
@@ -7754,7 +7767,7 @@
           <w:color w:val="000000"/>
           <w:sz w:val="28"/>
         </w:rPr>
-        <w:t>Dữ liệu của hệ thống được chia theo đặc trưng sử dụng. PostgreSQL lưu dữ liệu có quan hệ chặt chẽ như tài khoản, hội thoại, tin nhắn và task xử lý tài liệu. MongoDB lưu nội dung văn bản pháp luật dưới dạng document linh hoạt. ChromaDB lưu vector embedding của các đoạn văn bản để phục vụ truy hồi ngữ nghĩa.</w:t>
+        <w:t>Dữ liệu của hệ thống được tổ chức theo đặc trưng sử dụng của từng nhóm nghiệp vụ. PostgreSQL lưu các dữ liệu có quan hệ chặt chẽ và cần đảm bảo tính toàn vẹn, chẳng hạn tài khoản, hội thoại, tin nhắn và tác vụ xử lý tài liệu. MongoDB lưu nội dung văn bản pháp luật ở dạng document linh hoạt, phù hợp với cấu trúc văn bản có nhiều thuộc tính mở rộng. ChromaDB lưu vector embedding của các đoạn văn bản để phục vụ truy hồi ngữ nghĩa trong các chức năng hỏi đáp và tìm kiếm.</w:t>
       </w:r>
     </w:p>
     <w:p>
@@ -7765,7 +7778,7 @@
       <w:r>
         <w:drawing>
           <wp:inline xmlns:a="http://schemas.openxmlformats.org/drawingml/2006/main" xmlns:pic="http://schemas.openxmlformats.org/drawingml/2006/picture">
-            <wp:extent cx="5688000" cy="3637171"/>
+            <wp:extent cx="5688000" cy="2719010"/>
             <wp:docPr id="19" name="Picture 19"/>
             <wp:cNvGraphicFramePr>
               <a:graphicFrameLocks noChangeAspect="1"/>
@@ -7786,7 +7799,7 @@
                   <pic:spPr>
                     <a:xfrm>
                       <a:off x="0" y="0"/>
-                      <a:ext cx="5688000" cy="3637171"/>
+                      <a:ext cx="5688000" cy="2719010"/>
                     </a:xfrm>
                     <a:prstGeom prst="rect"/>
                   </pic:spPr>
@@ -7810,6 +7823,21 @@
           <w:sz w:val="28"/>
         </w:rPr>
         <w:t>Hình 3.19. Sơ đồ quan hệ dữ liệu trong PostgreSQL</w:t>
+      </w:r>
+    </w:p>
+    <w:p>
+      <w:pPr>
+        <w:spacing w:line="312" w:lineRule="auto" w:after="0"/>
+        <w:ind w:firstLine="709"/>
+        <w:jc w:val="both"/>
+      </w:pPr>
+      <w:r>
+        <w:rPr>
+          <w:rFonts w:ascii="Times New Roman" w:hAnsi="Times New Roman" w:eastAsia="Times New Roman"/>
+          <w:color w:val="000000"/>
+          <w:sz w:val="28"/>
+        </w:rPr>
+        <w:t>Trong phạm vi PostgreSQL, các bảng được thiết kế xoay quanh ba nhóm dữ liệu chính. Nhóm thứ nhất là dữ liệu người dùng và phiên đăng nhập, phục vụ xác thực và phân quyền. Nhóm thứ hai là dữ liệu hội thoại, dùng để lưu lịch sử trao đổi giữa người dùng và hệ thống. Nhóm thứ ba là dữ liệu tác vụ xử lý tài liệu, dùng cho quá trình quản trị văn bản pháp luật. Cách tổ chức này giúp tách rõ dữ liệu phục vụ người dùng cuối với dữ liệu phục vụ vận hành hệ thống.</w:t>
       </w:r>
     </w:p>
     <w:p>
@@ -8432,7 +8460,7 @@
                 <w:color w:val="000000"/>
                 <w:sz w:val="24"/>
               </w:rPr>
-              <w:t>Phân biệt user và admin.</w:t>
+              <w:t>Phân biệt người dùng thường và quản trị viên.</w:t>
             </w:r>
           </w:p>
         </w:tc>
@@ -10062,39 +10090,7 @@
                 <w:color w:val="000000"/>
                 <w:sz w:val="24"/>
               </w:rPr>
-              <w:t xml:space="preserve">Thông tin bổ sung như query_analysis, </w:t>
-            </w:r>
-            <w:r>
-              <w:rPr>
-                <w:rFonts w:ascii="Courier New" w:hAnsi="Courier New" w:eastAsia="Courier New"/>
-                <w:color w:val="000000"/>
-                <w:sz w:val="22"/>
-              </w:rPr>
-              <w:t>processing</w:t>
-            </w:r>
-            <w:r>
-              <w:rPr>
-                <w:rFonts w:ascii="Times New Roman" w:hAnsi="Times New Roman" w:eastAsia="Times New Roman"/>
-                <w:color w:val="000000"/>
-                <w:sz w:val="24"/>
-              </w:rPr>
-              <w:t xml:space="preserve">_time hoặc </w:t>
-            </w:r>
-            <w:r>
-              <w:rPr>
-                <w:rFonts w:ascii="Courier New" w:hAnsi="Courier New" w:eastAsia="Courier New"/>
-                <w:color w:val="000000"/>
-                <w:sz w:val="22"/>
-              </w:rPr>
-              <w:t>suggested_questions</w:t>
-            </w:r>
-            <w:r>
-              <w:rPr>
-                <w:rFonts w:ascii="Times New Roman" w:hAnsi="Times New Roman" w:eastAsia="Times New Roman"/>
-                <w:color w:val="000000"/>
-                <w:sz w:val="24"/>
-              </w:rPr>
-              <w:t>.</w:t>
+              <w:t>Thông tin bổ sung như phân tích truy vấn, thời gian xử lý hoặc câu hỏi gợi ý.</w:t>
             </w:r>
           </w:p>
         </w:tc>
@@ -10312,7 +10308,7 @@
                 <w:color w:val="000000"/>
                 <w:sz w:val="24"/>
               </w:rPr>
-              <w:t>Khoá chính của task xử lý tài liệu.</w:t>
+              <w:t>Khoá chính của tác vụ xử lý tài liệu.</w:t>
             </w:r>
           </w:p>
         </w:tc>
@@ -10387,15 +10383,15 @@
             <w:pPr>
               <w:spacing w:line="276" w:lineRule="auto"/>
               <w:ind w:firstLine="0"/>
-              <w:jc w:val="center"/>
-            </w:pPr>
-            <w:r>
-              <w:rPr>
-                <w:rFonts w:ascii="Times New Roman" w:hAnsi="Times New Roman" w:eastAsia="Times New Roman"/>
-                <w:color w:val="000000"/>
-                <w:sz w:val="24"/>
-              </w:rPr>
-              <w:t>Admin tạo task.</w:t>
+              <w:jc w:val="left"/>
+            </w:pPr>
+            <w:r>
+              <w:rPr>
+                <w:rFonts w:ascii="Times New Roman" w:hAnsi="Times New Roman" w:eastAsia="Times New Roman"/>
+                <w:color w:val="000000"/>
+                <w:sz w:val="24"/>
+              </w:rPr>
+              <w:t>Quản trị viên tạo tác vụ.</w:t>
             </w:r>
           </w:p>
         </w:tc>
@@ -10478,7 +10474,7 @@
                 <w:color w:val="000000"/>
                 <w:sz w:val="24"/>
               </w:rPr>
-              <w:t>Tên file PDF gốc.</w:t>
+              <w:t>Tên tệp PDF gốc.</w:t>
             </w:r>
           </w:p>
         </w:tc>
@@ -10561,7 +10557,7 @@
                 <w:color w:val="000000"/>
                 <w:sz w:val="24"/>
               </w:rPr>
-              <w:t>Kích thước file upload.</w:t>
+              <w:t>Kích thước tệp được tải lên.</w:t>
             </w:r>
           </w:p>
         </w:tc>
@@ -10973,7 +10969,7 @@
                 <w:color w:val="000000"/>
                 <w:sz w:val="24"/>
               </w:rPr>
-              <w:t>Mã văn bản pháp luật sau khi parse.</w:t>
+              <w:t>Mã văn bản pháp luật sau khi phân tách dữ liệu.</w:t>
             </w:r>
           </w:p>
         </w:tc>
@@ -11147,7 +11143,7 @@
                 <w:color w:val="000000"/>
                 <w:sz w:val="24"/>
               </w:rPr>
-              <w:t>Thông tin lỗi nếu task thất bại.</w:t>
+              <w:t>Thông tin lỗi nếu tác vụ thất bại.</w:t>
             </w:r>
           </w:p>
         </w:tc>
@@ -11728,61 +11724,6 @@
     </w:p>
     <w:p>
       <w:pPr>
-        <w:ind w:firstLine="0"/>
-        <w:jc w:val="center"/>
-      </w:pPr>
-      <w:r>
-        <w:drawing>
-          <wp:inline xmlns:a="http://schemas.openxmlformats.org/drawingml/2006/main" xmlns:pic="http://schemas.openxmlformats.org/drawingml/2006/picture">
-            <wp:extent cx="5688000" cy="3189458"/>
-            <wp:docPr id="20" name="Picture 20"/>
-            <wp:cNvGraphicFramePr>
-              <a:graphicFrameLocks noChangeAspect="1"/>
-            </wp:cNvGraphicFramePr>
-            <a:graphic>
-              <a:graphicData uri="http://schemas.openxmlformats.org/drawingml/2006/picture">
-                <pic:pic>
-                  <pic:nvPicPr>
-                    <pic:cNvPr id="0" name="hinh_3_15.png"/>
-                    <pic:cNvPicPr/>
-                  </pic:nvPicPr>
-                  <pic:blipFill>
-                    <a:blip r:embed="rId28"/>
-                    <a:stretch>
-                      <a:fillRect/>
-                    </a:stretch>
-                  </pic:blipFill>
-                  <pic:spPr>
-                    <a:xfrm>
-                      <a:off x="0" y="0"/>
-                      <a:ext cx="5688000" cy="3189458"/>
-                    </a:xfrm>
-                    <a:prstGeom prst="rect"/>
-                  </pic:spPr>
-                </pic:pic>
-              </a:graphicData>
-            </a:graphic>
-          </wp:inline>
-        </w:drawing>
-      </w:r>
-    </w:p>
-    <w:p>
-      <w:pPr>
-        <w:pStyle w:val="Tênhìnhvẽ"/>
-        <w:spacing w:line="312" w:lineRule="auto"/>
-        <w:ind w:firstLine="0"/>
-      </w:pPr>
-      <w:r>
-        <w:rPr>
-          <w:rFonts w:ascii="Times New Roman" w:hAnsi="Times New Roman" w:eastAsia="Times New Roman"/>
-          <w:color w:val="000000"/>
-          <w:sz w:val="28"/>
-        </w:rPr>
-        <w:t>Hình 3.20. Liên kết logic giữa PostgreSQL, MongoDB và ChromaDB</w:t>
-      </w:r>
-    </w:p>
-    <w:p>
-      <w:pPr>
         <w:pStyle w:val="Tênbảng"/>
         <w:spacing w:line="312" w:lineRule="auto"/>
         <w:ind w:left="567"/>
@@ -12243,7 +12184,7 @@
                 <w:color w:val="000000"/>
                 <w:sz w:val="24"/>
               </w:rPr>
-              <w:t>Đường dẫn file PDF gốc nếu có.</w:t>
+              <w:t>Đường dẫn tệp PDF gốc nếu có.</w:t>
             </w:r>
           </w:p>
         </w:tc>
@@ -12367,6 +12308,21 @@
         <w:ind w:firstLine="709"/>
         <w:jc w:val="both"/>
       </w:pPr>
+    </w:p>
+    <w:p>
+      <w:pPr>
+        <w:spacing w:line="312" w:lineRule="auto" w:after="0"/>
+        <w:ind w:firstLine="709"/>
+        <w:jc w:val="both"/>
+      </w:pPr>
+      <w:r>
+        <w:rPr>
+          <w:rFonts w:ascii="Times New Roman" w:hAnsi="Times New Roman" w:eastAsia="Times New Roman"/>
+          <w:color w:val="000000"/>
+          <w:sz w:val="28"/>
+        </w:rPr>
+        <w:t>Đối với dữ liệu văn bản pháp luật, MongoDB và ChromaDB được sử dụng bổ trợ cho nhau. MongoDB giữ nội dung có thể đọc và hiển thị lại cho người dùng, trong khi ChromaDB giữ các đoạn văn bản đã được vector hoá để phục vụ truy hồi theo ngữ nghĩa. Việc tách hai lớp lưu trữ này giúp hệ thống vừa đáp ứng nhu cầu tra cứu văn bản nguyên bản, vừa hỗ trợ các chức năng hỏi đáp dựa trên nội dung liên quan.</w:t>
+      </w:r>
     </w:p>
     <w:p>
       <w:pPr>
@@ -12518,7 +12474,7 @@
                 <w:color w:val="000000"/>
                 <w:sz w:val="24"/>
               </w:rPr>
-              <w:t xml:space="preserve">Mã chunk theo dạng </w:t>
+              <w:t xml:space="preserve">Mã đoạn văn bản theo dạng </w:t>
             </w:r>
             <w:r>
               <w:rPr>
@@ -12606,7 +12562,7 @@
                 <w:color w:val="000000"/>
                 <w:sz w:val="24"/>
               </w:rPr>
-              <w:t>Nội dung chunk gồm tiêu đề điều luật và phần văn bản.</w:t>
+              <w:t>Nội dung đoạn văn bản gồm tiêu đề điều luật và phần văn bản.</w:t>
             </w:r>
           </w:p>
         </w:tc>
@@ -12662,7 +12618,7 @@
                 <w:color w:val="000000"/>
                 <w:sz w:val="24"/>
               </w:rPr>
-              <w:t>Vector biểu diễn ngữ nghĩa của chunk.</w:t>
+              <w:t>Vector biểu diễn ngữ nghĩa của đoạn văn bản.</w:t>
             </w:r>
           </w:p>
         </w:tc>
@@ -12870,7 +12826,7 @@
                 <w:color w:val="000000"/>
                 <w:sz w:val="24"/>
               </w:rPr>
-              <w:t>Thứ tự chunk trong điều luật.</w:t>
+              <w:t>Thứ tự đoạn trong điều luật.</w:t>
             </w:r>
           </w:p>
         </w:tc>
@@ -12934,7 +12890,7 @@
                 <w:color w:val="000000"/>
                 <w:sz w:val="24"/>
               </w:rPr>
-              <w:t>Tổng số chunk của điều luật.</w:t>
+              <w:t>Tổng số đoạn của điều luật.</w:t>
             </w:r>
           </w:p>
         </w:tc>
@@ -13166,7 +13122,22 @@
           <w:color w:val="000000"/>
           <w:sz w:val="28"/>
         </w:rPr>
-        <w:t>Các API của hệ thống được chia thành hai nhóm. Main Service cung cấp API cho ứng dụng di động và Admin Web, sử dụng xác thực người dùng. RAG Service chủ yếu là dịch vụ nội bộ, nhận yêu cầu từ Main Service để thực hiện truy hồi, sinh câu trả lời, tư vấn có hướng dẫn và ingest dữ liệu vào ChromaDB.</w:t>
+        <w:t>Các API của hệ thống được chia thành hai nhóm theo vai trò sử dụng. Main Service cung cấp API cho ứng dụng di động và Admin Web, đảm nhiệm xác thực, quản lý hội thoại, quản lý văn bản và điều phối các yêu cầu nghiệp vụ. RAG Service chủ yếu đóng vai trò dịch vụ nội bộ, nhận yêu cầu từ Main Service để thực hiện truy hồi, sinh câu trả lời, tư vấn có hướng dẫn và cập nhật dữ liệu vector vào ChromaDB.</w:t>
+      </w:r>
+    </w:p>
+    <w:p>
+      <w:pPr>
+        <w:spacing w:line="312" w:lineRule="auto" w:after="0"/>
+        <w:ind w:firstLine="709"/>
+        <w:jc w:val="both"/>
+      </w:pPr>
+      <w:r>
+        <w:rPr>
+          <w:rFonts w:ascii="Times New Roman" w:hAnsi="Times New Roman" w:eastAsia="Times New Roman"/>
+          <w:color w:val="000000"/>
+          <w:sz w:val="28"/>
+        </w:rPr>
+        <w:t>Cách phân chia API như trên giúp giao diện người dùng không phải làm việc trực tiếp với dịch vụ xử lý AI hoặc CSDL Vector. Các yêu cầu từ phía giao diện được tập trung qua Main Service, sau đó Main Service mới điều phối sang RAG Service khi nghiệp vụ cần truy hồi hoặc sinh câu trả lời. Thiết kế này giúp kiểm soát xác thực, phân quyền và ghi nhận lịch sử xử lý ở một điểm thống nhất.</w:t>
       </w:r>
     </w:p>
     <w:p>
@@ -13798,7 +13769,7 @@
           <w:color w:val="000000"/>
           <w:sz w:val="28"/>
         </w:rPr>
-        <w:t>Bảng 3.21. Nhóm API hội thoại và chat</w:t>
+        <w:t>Bảng 3.21. Nhóm API hội thoại và hỏi đáp</w:t>
       </w:r>
     </w:p>
     <w:tbl>
@@ -15716,7 +15687,7 @@
                 <w:color w:val="000000"/>
                 <w:sz w:val="24"/>
               </w:rPr>
-              <w:t>Upload và xử lý PDF văn bản pháp luật.</w:t>
+              <w:t>Tải lên và xử lý PDF văn bản pháp luật.</w:t>
             </w:r>
           </w:p>
         </w:tc>
@@ -15799,7 +15770,7 @@
                 <w:color w:val="000000"/>
                 <w:sz w:val="24"/>
               </w:rPr>
-              <w:t>Lấy lịch sử task xử lý tài liệu.</w:t>
+              <w:t>Lấy lịch sử tác vụ xử lý tài liệu.</w:t>
             </w:r>
           </w:p>
         </w:tc>
@@ -15906,7 +15877,7 @@
                 <w:color w:val="000000"/>
                 <w:sz w:val="24"/>
               </w:rPr>
-              <w:t>Huỷ task đang chạy hoặc đang treo.</w:t>
+              <w:t>Huỷ tác vụ đang chạy hoặc đang treo.</w:t>
             </w:r>
           </w:p>
         </w:tc>
@@ -16005,15 +15976,15 @@
             <w:pPr>
               <w:spacing w:line="276" w:lineRule="auto"/>
               <w:ind w:firstLine="0"/>
-              <w:jc w:val="center"/>
-            </w:pPr>
-            <w:r>
-              <w:rPr>
-                <w:rFonts w:ascii="Times New Roman" w:hAnsi="Times New Roman" w:eastAsia="Times New Roman"/>
-                <w:color w:val="000000"/>
-                <w:sz w:val="24"/>
-              </w:rPr>
-              <w:t>Xoá log task.</w:t>
+              <w:jc w:val="left"/>
+            </w:pPr>
+            <w:r>
+              <w:rPr>
+                <w:rFonts w:ascii="Times New Roman" w:hAnsi="Times New Roman" w:eastAsia="Times New Roman"/>
+                <w:color w:val="000000"/>
+                <w:sz w:val="24"/>
+              </w:rPr>
+              <w:t>Xoá nhật ký tác vụ.</w:t>
             </w:r>
           </w:p>
         </w:tc>
@@ -16120,7 +16091,7 @@
                 <w:color w:val="000000"/>
                 <w:sz w:val="24"/>
               </w:rPr>
-              <w:t>Xoá văn bản khỏi MongoDB, ChromaDB và cache.</w:t>
+              <w:t>Xoá văn bản khỏi MongoDB, ChromaDB và dữ liệu hiển thị.</w:t>
             </w:r>
           </w:p>
         </w:tc>
@@ -16654,7 +16625,7 @@
                 <w:color w:val="000000"/>
                 <w:sz w:val="24"/>
               </w:rPr>
-              <w:t>Chunk, embedding và lưu điều luật vào ChromaDB.</w:t>
+              <w:t>Chia đoạn, tạo embedding và lưu điều luật vào ChromaDB.</w:t>
             </w:r>
           </w:p>
         </w:tc>
@@ -16761,7 +16732,7 @@
                 <w:color w:val="000000"/>
                 <w:sz w:val="24"/>
               </w:rPr>
-              <w:t>Xoá chunks của một văn bản khi rollback hoặc xoá văn bản.</w:t>
+              <w:t>Xoá các đoạn vector của một văn bản khi hoàn tác hoặc xoá văn bản.</w:t>
             </w:r>
           </w:p>
         </w:tc>
@@ -16800,7 +16771,7 @@
           <w:color w:val="000000"/>
           <w:sz w:val="28"/>
         </w:rPr>
-        <w:t>Chương 3 đã phân tích và thiết kế hệ thống Vietnam Law Chatbot theo các nhóm nội dung chính: yêu cầu hệ thống, usecase, luồng tuần tự, cơ sở dữ liệu và API. Thông qua phần phân tích, hệ thống được xác định có hai nhóm tác nhân chính là người dùng cuối và quản trị viên, với các chức năng trọng tâm xoay quanh hỏi đáp pháp luật, tư vấn có hướng dẫn, tra cứu thư viện và cập nhật dữ liệu pháp luật.</w:t>
+        <w:t>Chương 3 đã trình bày quá trình phân tích và thiết kế hệ thống Vietnam Law Chatbot theo các nhóm nội dung chính: yêu cầu hệ thống, ca sử dụng, luồng tuần tự, cơ sở dữ liệu và API. Thông qua phần phân tích, hệ thống được xác định có hai nhóm tác nhân chính là người dùng cuối và quản trị viên. Các chức năng trọng tâm tập trung vào hỏi đáp pháp luật, tư vấn có hướng dẫn, tra cứu thư viện văn bản, tìm kiếm ngữ nghĩa và cập nhật dữ liệu pháp luật.</w:t>
       </w:r>
     </w:p>
     <w:p>
@@ -16815,7 +16786,7 @@
           <w:color w:val="000000"/>
           <w:sz w:val="28"/>
         </w:rPr>
-        <w:t>Phần thiết kế cho thấy hệ thống không chỉ là một chatbot trả lời văn bản đơn thuần, mà là một hệ thống nhiều thành phần có phân tách rõ giữa nghiệp vụ, dữ liệu và xử lý AI. PostgreSQL bảo đảm lưu trữ dữ liệu giao dịch và hội thoại; MongoDB lưu văn bản pháp luật ở dạng linh hoạt; ChromaDB phục vụ truy hồi vector. Các API và luồng realtime bằng SSE/WebSocket tạo nền tảng cho việc xây dựng giao diện và thực nghiệm ở chương tiếp theo.</w:t>
+        <w:t>Kết quả thiết kế cho thấy hệ thống được tổ chức theo mô hình nhiều thành phần, có sự phân tách rõ giữa xử lý nghiệp vụ, lưu trữ dữ liệu và xử lý tri thức pháp luật. PostgreSQL đảm nhiệm dữ liệu tài khoản, hội thoại và tác vụ xử lý; MongoDB lưu nội dung văn bản pháp luật ở dạng linh hoạt; ChromaDB phục vụ truy hồi vector cho các chức năng dựa trên ngữ nghĩa. Các API cùng cơ chế cập nhật tiến trình theo thời gian thực là cơ sở để triển khai giao diện, kiểm thử chức năng và đánh giá hệ thống trong chương tiếp theo.</w:t>
       </w:r>
     </w:p>
     <w:sectPr>
